--- a/avisGit.docx
+++ b/avisGit.docx
@@ -91,6 +91,19 @@
       </w:pPr>
       <w:r>
         <w:t>Développer parallèlement</w:t>
+      </w:r>
+    </w:p>
+    <w:p>
+      <w:pPr>
+        <w:jc w:val="both"/>
+      </w:pPr>
+    </w:p>
+    <w:p>
+      <w:pPr>
+        <w:jc w:val="both"/>
+      </w:pPr>
+      <w:r>
+        <w:t>GitHub est une plateforme web d'hébergement et de gestion de développement de logiciels, servant de hub collaboratif pour les développeurs. Elle utilise le système de contrôle de version Git pour permettre le stockage, la gestion de versions (suivi des modifications), et le travail en équipe sur des projets de code, que ce soit en public ou en privé.</w:t>
       </w:r>
     </w:p>
     <w:sectPr>

--- a/avisGit.docx
+++ b/avisGit.docx
@@ -7,104 +7,21 @@
         <w:pStyle w:val="Titre1"/>
       </w:pPr>
       <w:r>
-        <w:t>Mon avis sur GIT</w:t>
+        <w:t>Mon avis sur G</w:t>
       </w:r>
-    </w:p>
-    <w:p/>
-    <w:p>
-      <w:pPr>
-        <w:jc w:val="both"/>
-      </w:pPr>
       <w:r>
-        <w:t>Git est un logiciel de gestion de version. Il permet de :</w:t>
+        <w:t>it</w:t>
       </w:r>
     </w:p>
     <w:p>
-      <w:pPr>
-        <w:pStyle w:val="Paragraphedeliste"/>
-        <w:numPr>
-          <w:ilvl w:val="0"/>
-          <w:numId w:val="1"/>
-        </w:numPr>
-        <w:jc w:val="both"/>
-      </w:pPr>
       <w:r>
-        <w:t>Conserver</w:t>
-      </w:r>
-      <w:r>
-        <w:t xml:space="preserve"> les différentes versions</w:t>
-      </w:r>
-    </w:p>
-    <w:p>
-      <w:pPr>
-        <w:pStyle w:val="Paragraphedeliste"/>
-        <w:numPr>
-          <w:ilvl w:val="0"/>
-          <w:numId w:val="1"/>
-        </w:numPr>
-        <w:jc w:val="both"/>
-      </w:pPr>
-      <w:r>
-        <w:t xml:space="preserve">Récupérer les projets sur un </w:t>
-      </w:r>
-      <w:r>
-        <w:t>ordinateur</w:t>
-      </w:r>
-    </w:p>
-    <w:p>
-      <w:pPr>
-        <w:pStyle w:val="Paragraphedeliste"/>
-        <w:numPr>
-          <w:ilvl w:val="0"/>
-          <w:numId w:val="1"/>
-        </w:numPr>
-        <w:jc w:val="both"/>
-      </w:pPr>
-      <w:r>
-        <w:t>Faciliter</w:t>
-      </w:r>
-      <w:r>
-        <w:t xml:space="preserve"> la collaboration</w:t>
-      </w:r>
-    </w:p>
-    <w:p>
-      <w:pPr>
-        <w:pStyle w:val="Paragraphedeliste"/>
-        <w:numPr>
-          <w:ilvl w:val="0"/>
-          <w:numId w:val="1"/>
-        </w:numPr>
-        <w:jc w:val="both"/>
-      </w:pPr>
-      <w:r>
-        <w:t>Avoir l’historique des changements</w:t>
-      </w:r>
-    </w:p>
-    <w:p>
-      <w:pPr>
-        <w:pStyle w:val="Paragraphedeliste"/>
-        <w:numPr>
-          <w:ilvl w:val="0"/>
-          <w:numId w:val="1"/>
-        </w:numPr>
-        <w:jc w:val="both"/>
-      </w:pPr>
-      <w:r>
-        <w:t>Développer parallèlement</w:t>
+        <w:t>Git est un logiciel de gestion de version</w:t>
       </w:r>
     </w:p>
     <w:p>
       <w:pPr>
         <w:jc w:val="both"/>
       </w:pPr>
-    </w:p>
-    <w:p>
-      <w:pPr>
-        <w:jc w:val="both"/>
-      </w:pPr>
-      <w:r>
-        <w:t>GitHub est une plateforme web d'hébergement et de gestion de développement de logiciels, servant de hub collaboratif pour les développeurs. Elle utilise le système de contrôle de version Git pour permettre le stockage, la gestion de versions (suivi des modifications), et le travail en équipe sur des projets de code, que ce soit en public ou en privé.</w:t>
-      </w:r>
     </w:p>
     <w:sectPr>
       <w:pgSz w:w="11906" w:h="16838"/>
